--- a/Projects/PJ B1 - Reverse Engineer a System.docx
+++ b/Projects/PJ B1 - Reverse Engineer a System.docx
@@ -805,19 +805,7 @@
         <w:rPr>
           <w:rFonts w:ascii="Bahnschrift Light" w:hAnsi="Bahnschrift Light"/>
         </w:rPr>
-        <w:t>Sometimes, the best way</w:t>
-      </w:r>
-      <w:r>
-        <w:rPr>
-          <w:rFonts w:ascii="Bahnschrift Light" w:hAnsi="Bahnschrift Light"/>
-        </w:rPr>
-        <w:t xml:space="preserve"> to explore the creation of systems is to try to break down a pre-existing system to understand its structure.</w:t>
-      </w:r>
-      <w:r>
-        <w:rPr>
-          <w:rFonts w:ascii="Bahnschrift Light" w:hAnsi="Bahnschrift Light"/>
-        </w:rPr>
-        <w:t xml:space="preserve"> When we look at a system from this ‘</w:t>
+        <w:t>Sometimes, the best way to explore the creation of systems is to try to break down a pre-existing system to understand its structure. When we look at a system from this ‘</w:t>
       </w:r>
       <w:r>
         <w:rPr>
@@ -860,7 +848,7 @@
         <w:rPr>
           <w:rFonts w:ascii="Bahnschrift Light" w:hAnsi="Bahnschrift Light"/>
         </w:rPr>
-        <w:t>, and report this information in a presentation to the class.</w:t>
+        <w:t>.</w:t>
       </w:r>
     </w:p>
     <w:p>
@@ -912,13 +900,12 @@
         </w:rPr>
         <w:t>using YouTube as an example of a service throughout this document.</w:t>
       </w:r>
-    </w:p>
-    <w:p>
-      <w:pPr>
-        <w:rPr>
-          <w:rFonts w:ascii="Bahnschrift Light" w:hAnsi="Bahnschrift Light"/>
-        </w:rPr>
-      </w:pPr>
+      <w:r>
+        <w:rPr>
+          <w:rFonts w:ascii="Bahnschrift Light" w:hAnsi="Bahnschrift Light"/>
+        </w:rPr>
+        <w:t xml:space="preserve"> [10]</w:t>
+      </w:r>
     </w:p>
     <w:p>
       <w:pPr>
@@ -969,6 +956,12 @@
         </w:rPr>
         <w:t>YouTube – it is difficult to find and share user-generated videos on the internet)</w:t>
       </w:r>
+      <w:r>
+        <w:rPr>
+          <w:rFonts w:ascii="Bahnschrift Light" w:hAnsi="Bahnschrift Light"/>
+        </w:rPr>
+        <w:t xml:space="preserve"> [10]</w:t>
+      </w:r>
     </w:p>
     <w:p>
       <w:pPr>
@@ -1017,7 +1010,6 @@
         <w:rPr>
           <w:rFonts w:ascii="Bahnschrift Light" w:hAnsi="Bahnschrift Light"/>
         </w:rPr>
-        <w:lastRenderedPageBreak/>
         <w:t xml:space="preserve">Identify the stakeholders in the product or service (YouTube – Viewers, </w:t>
       </w:r>
       <w:r>
@@ -1025,6 +1017,12 @@
           <w:rFonts w:ascii="Bahnschrift Light" w:hAnsi="Bahnschrift Light"/>
         </w:rPr>
         <w:t>investors, content-creators)</w:t>
+      </w:r>
+      <w:r>
+        <w:rPr>
+          <w:rFonts w:ascii="Bahnschrift Light" w:hAnsi="Bahnschrift Light"/>
+        </w:rPr>
+        <w:t xml:space="preserve"> [10]</w:t>
       </w:r>
     </w:p>
     <w:p>
@@ -1071,6 +1069,12 @@
         </w:rPr>
         <w:t>, ensuring content on the site is legal/moderated)</w:t>
       </w:r>
+      <w:r>
+        <w:rPr>
+          <w:rFonts w:ascii="Bahnschrift Light" w:hAnsi="Bahnschrift Light"/>
+        </w:rPr>
+        <w:t xml:space="preserve"> [10]</w:t>
+      </w:r>
     </w:p>
     <w:p>
       <w:pPr>
@@ -1123,6 +1127,12 @@
         </w:rPr>
         <w:t>the site recommends videos to viewers that are based on their viewing habits, videos are simple and free to upload, users can start watching videos in fewer than 3 clicks</w:t>
       </w:r>
+      <w:r>
+        <w:rPr>
+          <w:rFonts w:ascii="Bahnschrift Light" w:hAnsi="Bahnschrift Light"/>
+        </w:rPr>
+        <w:t>) [10]</w:t>
+      </w:r>
     </w:p>
     <w:p>
       <w:pPr>
@@ -1175,6 +1185,12 @@
         </w:rPr>
         <w:t>stream, audio, video metadata, video recommendations)</w:t>
       </w:r>
+      <w:r>
+        <w:rPr>
+          <w:rFonts w:ascii="Bahnschrift Light" w:hAnsi="Bahnschrift Light"/>
+        </w:rPr>
+        <w:t xml:space="preserve"> [10]</w:t>
+      </w:r>
     </w:p>
     <w:p>
       <w:pPr>
@@ -1226,7 +1242,6 @@
         <w:rPr>
           <w:rFonts w:ascii="Bahnschrift Light" w:hAnsi="Bahnschrift Light"/>
         </w:rPr>
-        <w:lastRenderedPageBreak/>
         <w:t>Decompose your product or solution into 5 subsystems</w:t>
       </w:r>
       <w:r>
@@ -1270,6 +1285,12 @@
           <w:rFonts w:ascii="Bahnschrift Light" w:hAnsi="Bahnschrift Light"/>
         </w:rPr>
         <w:t xml:space="preserve"> (for registering clicks on videos))</w:t>
+      </w:r>
+      <w:r>
+        <w:rPr>
+          <w:rFonts w:ascii="Bahnschrift Light" w:hAnsi="Bahnschrift Light"/>
+        </w:rPr>
+        <w:t xml:space="preserve"> [10]</w:t>
       </w:r>
     </w:p>
     <w:p>
@@ -1295,47 +1316,26 @@
         <w:rPr>
           <w:rFonts w:ascii="Bahnschrift Light" w:hAnsi="Bahnschrift Light"/>
         </w:rPr>
+        <w:lastRenderedPageBreak/>
         <w:t xml:space="preserve">Attempt to reverse engineer </w:t>
       </w:r>
       <w:r>
         <w:rPr>
           <w:rFonts w:ascii="Bahnschrift Light" w:hAnsi="Bahnschrift Light"/>
         </w:rPr>
-        <w:t xml:space="preserve">two algorithms from the product/system and depict them as a </w:t>
-      </w:r>
-      <w:proofErr w:type="gramStart"/>
-      <w:r>
-        <w:rPr>
-          <w:rFonts w:ascii="Bahnschrift Light" w:hAnsi="Bahnschrift Light"/>
-        </w:rPr>
-        <w:t xml:space="preserve">flowchart </w:t>
-      </w:r>
-      <w:r>
-        <w:rPr>
-          <w:rFonts w:ascii="Bahnschrift Light" w:hAnsi="Bahnschrift Light"/>
-        </w:rPr>
-        <w:t>.</w:t>
-      </w:r>
-      <w:proofErr w:type="gramEnd"/>
-      <w:r>
-        <w:rPr>
-          <w:rFonts w:ascii="Bahnschrift Light" w:hAnsi="Bahnschrift Light"/>
-        </w:rPr>
-        <w:t xml:space="preserve"> You do not need to know how exactly they </w:t>
-      </w:r>
-      <w:proofErr w:type="gramStart"/>
-      <w:r>
-        <w:rPr>
-          <w:rFonts w:ascii="Bahnschrift Light" w:hAnsi="Bahnschrift Light"/>
-        </w:rPr>
-        <w:t>work,</w:t>
-      </w:r>
-      <w:proofErr w:type="gramEnd"/>
-      <w:r>
-        <w:rPr>
-          <w:rFonts w:ascii="Bahnschrift Light" w:hAnsi="Bahnschrift Light"/>
-        </w:rPr>
-        <w:t xml:space="preserve"> just attempt to do what you think it is.</w:t>
+        <w:t xml:space="preserve">two algorithms from the product/system and depict them as a flowchart </w:t>
+      </w:r>
+      <w:r>
+        <w:rPr>
+          <w:rFonts w:ascii="Bahnschrift Light" w:hAnsi="Bahnschrift Light"/>
+        </w:rPr>
+        <w:t>. You do not need to know how exactly they work, just attempt to do what you think it is.</w:t>
+      </w:r>
+      <w:r>
+        <w:rPr>
+          <w:rFonts w:ascii="Bahnschrift Light" w:hAnsi="Bahnschrift Light"/>
+        </w:rPr>
+        <w:t xml:space="preserve"> [10]</w:t>
       </w:r>
       <w:r>
         <w:rPr>
@@ -1346,6 +1346,7 @@
       <w:r>
         <w:rPr>
           <w:rFonts w:ascii="Bahnschrift Light" w:hAnsi="Bahnschrift Light"/>
+          <w:noProof/>
         </w:rPr>
         <w:drawing>
           <wp:inline distT="0" distB="0" distL="0" distR="0" wp14:anchorId="2096BD39" wp14:editId="0D0795C7">
@@ -1423,35 +1424,7 @@
         <w:rPr>
           <w:rFonts w:ascii="Bahnschrift Light" w:hAnsi="Bahnschrift Light"/>
         </w:rPr>
-        <w:t xml:space="preserve">Finally, compile </w:t>
-      </w:r>
-      <w:proofErr w:type="gramStart"/>
-      <w:r>
-        <w:rPr>
-          <w:rFonts w:ascii="Bahnschrift Light" w:hAnsi="Bahnschrift Light"/>
-        </w:rPr>
-        <w:t>all of</w:t>
-      </w:r>
-      <w:proofErr w:type="gramEnd"/>
-      <w:r>
-        <w:rPr>
-          <w:rFonts w:ascii="Bahnschrift Light" w:hAnsi="Bahnschrift Light"/>
-        </w:rPr>
-        <w:t xml:space="preserve"> this information in a </w:t>
-      </w:r>
-      <w:proofErr w:type="gramStart"/>
-      <w:r>
-        <w:rPr>
-          <w:rFonts w:ascii="Bahnschrift Light" w:hAnsi="Bahnschrift Light"/>
-        </w:rPr>
-        <w:t>10-15 minute</w:t>
-      </w:r>
-      <w:proofErr w:type="gramEnd"/>
-      <w:r>
-        <w:rPr>
-          <w:rFonts w:ascii="Bahnschrift Light" w:hAnsi="Bahnschrift Light"/>
-        </w:rPr>
-        <w:t xml:space="preserve"> </w:t>
+        <w:t xml:space="preserve">Finally, compile all of this information in a 10-15 minute </w:t>
       </w:r>
       <w:proofErr w:type="spellStart"/>
       <w:r>
@@ -1485,21 +1458,7 @@
         <w:rPr>
           <w:rFonts w:ascii="Bahnschrift Light" w:hAnsi="Bahnschrift Light"/>
         </w:rPr>
-        <w:t xml:space="preserve"> with </w:t>
-      </w:r>
-      <w:proofErr w:type="gramStart"/>
-      <w:r>
-        <w:rPr>
-          <w:rFonts w:ascii="Bahnschrift Light" w:hAnsi="Bahnschrift Light"/>
-        </w:rPr>
-        <w:t>all of</w:t>
-      </w:r>
-      <w:proofErr w:type="gramEnd"/>
-      <w:r>
-        <w:rPr>
-          <w:rFonts w:ascii="Bahnschrift Light" w:hAnsi="Bahnschrift Light"/>
-        </w:rPr>
-        <w:t xml:space="preserve"> these questions answered therein. The slides should be visually engaging and </w:t>
+        <w:t xml:space="preserve"> with all of these questions answered therein. The slides should be visually engaging and </w:t>
       </w:r>
       <w:r>
         <w:rPr>
@@ -1507,277 +1466,15 @@
         </w:rPr>
         <w:t>flow well.</w:t>
       </w:r>
-    </w:p>
-    <w:p>
-      <w:pPr>
-        <w:rPr>
-          <w:rFonts w:ascii="Bahnschrift Light" w:hAnsi="Bahnschrift Light"/>
-        </w:rPr>
-      </w:pPr>
-    </w:p>
-    <w:p>
-      <w:pPr>
-        <w:jc w:val="center"/>
-        <w:rPr>
-          <w:rFonts w:ascii="Bahnschrift SemiBold" w:hAnsi="Bahnschrift SemiBold"/>
-          <w:sz w:val="44"/>
-          <w:szCs w:val="44"/>
-        </w:rPr>
-      </w:pPr>
-      <w:r>
-        <w:rPr>
-          <w:rFonts w:ascii="Bahnschrift SemiBold" w:hAnsi="Bahnschrift SemiBold"/>
-          <w:sz w:val="44"/>
-          <w:szCs w:val="44"/>
-        </w:rPr>
-        <w:lastRenderedPageBreak/>
-        <w:t xml:space="preserve">PART </w:t>
-      </w:r>
-      <w:r>
-        <w:rPr>
-          <w:rFonts w:ascii="Bahnschrift SemiBold" w:hAnsi="Bahnschrift SemiBold"/>
-          <w:sz w:val="44"/>
-          <w:szCs w:val="44"/>
-        </w:rPr>
-        <w:t>3</w:t>
-      </w:r>
-      <w:r>
-        <w:rPr>
-          <w:rFonts w:ascii="Bahnschrift SemiBold" w:hAnsi="Bahnschrift SemiBold"/>
-          <w:sz w:val="44"/>
-          <w:szCs w:val="44"/>
-        </w:rPr>
-        <w:t xml:space="preserve">: </w:t>
-      </w:r>
-      <w:r>
-        <w:rPr>
-          <w:rFonts w:ascii="Bahnschrift SemiBold" w:hAnsi="Bahnschrift SemiBold"/>
-          <w:sz w:val="44"/>
-          <w:szCs w:val="44"/>
-        </w:rPr>
-        <w:t>R</w:t>
-      </w:r>
-      <w:r>
-        <w:rPr>
-          <w:rFonts w:ascii="Bahnschrift SemiBold" w:hAnsi="Bahnschrift SemiBold"/>
-          <w:sz w:val="44"/>
-          <w:szCs w:val="44"/>
-        </w:rPr>
-        <w:t>UBRIC</w:t>
-      </w:r>
-    </w:p>
-    <w:p>
-      <w:pPr>
-        <w:rPr>
-          <w:rFonts w:ascii="Bahnschrift Light" w:hAnsi="Bahnschrift Light"/>
-        </w:rPr>
-      </w:pPr>
-    </w:p>
-    <w:tbl>
-      <w:tblPr>
-        <w:tblStyle w:val="TableGrid"/>
-        <w:tblW w:w="0" w:type="auto"/>
-        <w:tblLook w:val="04A0" w:firstRow="1" w:lastRow="0" w:firstColumn="1" w:lastColumn="0" w:noHBand="0" w:noVBand="1"/>
-      </w:tblPr>
-      <w:tblGrid>
-        <w:gridCol w:w="1705"/>
-        <w:gridCol w:w="4528"/>
-        <w:gridCol w:w="3117"/>
-      </w:tblGrid>
-      <w:tr>
-        <w:tc>
-          <w:tcPr>
-            <w:tcW w:w="1705" w:type="dxa"/>
-          </w:tcPr>
-          <w:p>
-            <w:pPr>
-              <w:spacing w:line="276" w:lineRule="auto"/>
-              <w:rPr>
-                <w:rFonts w:ascii="Bahnschrift Light" w:hAnsi="Bahnschrift Light"/>
-              </w:rPr>
-            </w:pPr>
-            <w:r>
-              <w:rPr>
-                <w:rFonts w:ascii="Bahnschrift Light" w:hAnsi="Bahnschrift Light"/>
-              </w:rPr>
-              <w:t>Information</w:t>
-            </w:r>
-          </w:p>
-        </w:tc>
-        <w:tc>
-          <w:tcPr>
-            <w:tcW w:w="4528" w:type="dxa"/>
-          </w:tcPr>
-          <w:p>
-            <w:pPr>
-              <w:spacing w:line="276" w:lineRule="auto"/>
-              <w:rPr>
-                <w:rFonts w:ascii="Bahnschrift Light" w:hAnsi="Bahnschrift Light"/>
-              </w:rPr>
-            </w:pPr>
-            <w:r>
-              <w:rPr>
-                <w:rFonts w:ascii="Bahnschrift Light" w:hAnsi="Bahnschrift Light"/>
-              </w:rPr>
-              <w:t>All info from part 2 is included in sufficient detail</w:t>
-            </w:r>
-          </w:p>
-        </w:tc>
-        <w:tc>
-          <w:tcPr>
-            <w:tcW w:w="3117" w:type="dxa"/>
-          </w:tcPr>
-          <w:p>
-            <w:pPr>
-              <w:spacing w:line="276" w:lineRule="auto"/>
-              <w:rPr>
-                <w:rFonts w:ascii="Bahnschrift Light" w:hAnsi="Bahnschrift Light"/>
-              </w:rPr>
-            </w:pPr>
-            <w:r>
-              <w:rPr>
-                <w:rFonts w:ascii="Bahnschrift Light" w:hAnsi="Bahnschrift Light"/>
-              </w:rPr>
-              <w:t>70</w:t>
-            </w:r>
-          </w:p>
-        </w:tc>
-      </w:tr>
-      <w:tr>
-        <w:tc>
-          <w:tcPr>
-            <w:tcW w:w="1705" w:type="dxa"/>
-          </w:tcPr>
-          <w:p>
-            <w:pPr>
-              <w:spacing w:line="276" w:lineRule="auto"/>
-              <w:rPr>
-                <w:rFonts w:ascii="Bahnschrift Light" w:hAnsi="Bahnschrift Light"/>
-              </w:rPr>
-            </w:pPr>
-            <w:r>
-              <w:rPr>
-                <w:rFonts w:ascii="Bahnschrift Light" w:hAnsi="Bahnschrift Light"/>
-              </w:rPr>
-              <w:t>Presentation</w:t>
-            </w:r>
-          </w:p>
-        </w:tc>
-        <w:tc>
-          <w:tcPr>
-            <w:tcW w:w="4528" w:type="dxa"/>
-          </w:tcPr>
-          <w:p>
-            <w:pPr>
-              <w:spacing w:line="276" w:lineRule="auto"/>
-              <w:rPr>
-                <w:rFonts w:ascii="Bahnschrift Light" w:hAnsi="Bahnschrift Light"/>
-              </w:rPr>
-            </w:pPr>
-            <w:r>
-              <w:rPr>
-                <w:rFonts w:ascii="Bahnschrift Light" w:hAnsi="Bahnschrift Light"/>
-              </w:rPr>
-              <w:t>Talk good (be prepared</w:t>
-            </w:r>
-            <w:r>
-              <w:rPr>
-                <w:rFonts w:ascii="Bahnschrift Light" w:hAnsi="Bahnschrift Light"/>
-              </w:rPr>
-              <w:t>)</w:t>
-            </w:r>
-          </w:p>
-        </w:tc>
-        <w:tc>
-          <w:tcPr>
-            <w:tcW w:w="3117" w:type="dxa"/>
-          </w:tcPr>
-          <w:p>
-            <w:pPr>
-              <w:spacing w:line="276" w:lineRule="auto"/>
-              <w:rPr>
-                <w:rFonts w:ascii="Bahnschrift Light" w:hAnsi="Bahnschrift Light"/>
-              </w:rPr>
-            </w:pPr>
-            <w:r>
-              <w:rPr>
-                <w:rFonts w:ascii="Bahnschrift Light" w:hAnsi="Bahnschrift Light"/>
-              </w:rPr>
-              <w:t>10</w:t>
-            </w:r>
-          </w:p>
-        </w:tc>
-      </w:tr>
-      <w:tr>
-        <w:tc>
-          <w:tcPr>
-            <w:tcW w:w="1705" w:type="dxa"/>
-          </w:tcPr>
-          <w:p>
-            <w:pPr>
-              <w:spacing w:line="276" w:lineRule="auto"/>
-              <w:rPr>
-                <w:rFonts w:ascii="Bahnschrift Light" w:hAnsi="Bahnschrift Light"/>
-              </w:rPr>
-            </w:pPr>
-            <w:r>
-              <w:rPr>
-                <w:rFonts w:ascii="Bahnschrift Light" w:hAnsi="Bahnschrift Light"/>
-              </w:rPr>
-              <w:t>Participation</w:t>
-            </w:r>
-          </w:p>
-        </w:tc>
-        <w:tc>
-          <w:tcPr>
-            <w:tcW w:w="4528" w:type="dxa"/>
-          </w:tcPr>
-          <w:p>
-            <w:pPr>
-              <w:spacing w:line="276" w:lineRule="auto"/>
-              <w:rPr>
-                <w:rFonts w:ascii="Bahnschrift Light" w:hAnsi="Bahnschrift Light"/>
-              </w:rPr>
-            </w:pPr>
-            <w:r>
-              <w:rPr>
-                <w:rFonts w:ascii="Bahnschrift Light" w:hAnsi="Bahnschrift Light"/>
-              </w:rPr>
-              <w:t>Not being disruptive and asking good questions during other people’s presentations</w:t>
-            </w:r>
-          </w:p>
-        </w:tc>
-        <w:tc>
-          <w:tcPr>
-            <w:tcW w:w="3117" w:type="dxa"/>
-          </w:tcPr>
-          <w:p>
-            <w:pPr>
-              <w:spacing w:line="276" w:lineRule="auto"/>
-              <w:rPr>
-                <w:rFonts w:ascii="Bahnschrift Light" w:hAnsi="Bahnschrift Light"/>
-              </w:rPr>
-            </w:pPr>
-            <w:r>
-              <w:rPr>
-                <w:rFonts w:ascii="Bahnschrift Light" w:hAnsi="Bahnschrift Light"/>
-              </w:rPr>
-              <w:t>20</w:t>
-            </w:r>
-          </w:p>
-        </w:tc>
-      </w:tr>
-    </w:tbl>
-    <w:p>
-      <w:pPr>
-        <w:rPr>
-          <w:rFonts w:ascii="Bahnschrift Light" w:hAnsi="Bahnschrift Light"/>
-        </w:rPr>
-      </w:pPr>
-    </w:p>
-    <w:p>
-      <w:pPr>
-        <w:jc w:val="center"/>
+      <w:r>
+        <w:rPr>
+          <w:rFonts w:ascii="Bahnschrift Light" w:hAnsi="Bahnschrift Light"/>
+        </w:rPr>
+        <w:t xml:space="preserve"> [10]</w:t>
+      </w:r>
+    </w:p>
+    <w:p>
+      <w:pPr>
         <w:rPr>
           <w:rFonts w:ascii="Bahnschrift SemiBold" w:hAnsi="Bahnschrift SemiBold"/>
           <w:sz w:val="44"/>

--- a/Projects/PJ B1 - Reverse Engineer a System.docx
+++ b/Projects/PJ B1 - Reverse Engineer a System.docx
@@ -1384,103 +1384,6 @@
           </wp:inline>
         </w:drawing>
       </w:r>
-    </w:p>
-    <w:p>
-      <w:pPr>
-        <w:pStyle w:val="ListParagraph"/>
-        <w:rPr>
-          <w:rFonts w:ascii="Bahnschrift Light" w:hAnsi="Bahnschrift Light"/>
-        </w:rPr>
-      </w:pPr>
-    </w:p>
-    <w:p>
-      <w:pPr>
-        <w:jc w:val="center"/>
-        <w:rPr>
-          <w:rFonts w:ascii="Bahnschrift Light" w:hAnsi="Bahnschrift Light"/>
-        </w:rPr>
-      </w:pPr>
-    </w:p>
-    <w:p>
-      <w:pPr>
-        <w:pStyle w:val="ListParagraph"/>
-        <w:rPr>
-          <w:rFonts w:ascii="Bahnschrift Light" w:hAnsi="Bahnschrift Light"/>
-        </w:rPr>
-      </w:pPr>
-    </w:p>
-    <w:p>
-      <w:pPr>
-        <w:pStyle w:val="ListParagraph"/>
-        <w:numPr>
-          <w:ilvl w:val="0"/>
-          <w:numId w:val="15"/>
-        </w:numPr>
-        <w:rPr>
-          <w:rFonts w:ascii="Bahnschrift Light" w:hAnsi="Bahnschrift Light"/>
-        </w:rPr>
-      </w:pPr>
-      <w:r>
-        <w:rPr>
-          <w:rFonts w:ascii="Bahnschrift Light" w:hAnsi="Bahnschrift Light"/>
-        </w:rPr>
-        <w:t xml:space="preserve">Finally, compile all of this information in a 10-15 minute </w:t>
-      </w:r>
-      <w:proofErr w:type="spellStart"/>
-      <w:r>
-        <w:rPr>
-          <w:rFonts w:ascii="Bahnschrift Light" w:hAnsi="Bahnschrift Light"/>
-        </w:rPr>
-        <w:t>powerpoint</w:t>
-      </w:r>
-      <w:proofErr w:type="spellEnd"/>
-      <w:r>
-        <w:rPr>
-          <w:rFonts w:ascii="Bahnschrift Light" w:hAnsi="Bahnschrift Light"/>
-        </w:rPr>
-        <w:t>/slides presentation that</w:t>
-      </w:r>
-      <w:r>
-        <w:rPr>
-          <w:rFonts w:ascii="Bahnschrift Light" w:hAnsi="Bahnschrift Light"/>
-        </w:rPr>
-        <w:t xml:space="preserve"> we will present at the end of the next handful of classes. You do not need to turn anything in other than the </w:t>
-      </w:r>
-      <w:proofErr w:type="spellStart"/>
-      <w:r>
-        <w:rPr>
-          <w:rFonts w:ascii="Bahnschrift Light" w:hAnsi="Bahnschrift Light"/>
-        </w:rPr>
-        <w:t>powerpoint</w:t>
-      </w:r>
-      <w:proofErr w:type="spellEnd"/>
-      <w:r>
-        <w:rPr>
-          <w:rFonts w:ascii="Bahnschrift Light" w:hAnsi="Bahnschrift Light"/>
-        </w:rPr>
-        <w:t xml:space="preserve"> with all of these questions answered therein. The slides should be visually engaging and </w:t>
-      </w:r>
-      <w:r>
-        <w:rPr>
-          <w:rFonts w:ascii="Bahnschrift Light" w:hAnsi="Bahnschrift Light"/>
-        </w:rPr>
-        <w:t>flow well.</w:t>
-      </w:r>
-      <w:r>
-        <w:rPr>
-          <w:rFonts w:ascii="Bahnschrift Light" w:hAnsi="Bahnschrift Light"/>
-        </w:rPr>
-        <w:t xml:space="preserve"> [10]</w:t>
-      </w:r>
-    </w:p>
-    <w:p>
-      <w:pPr>
-        <w:rPr>
-          <w:rFonts w:ascii="Bahnschrift SemiBold" w:hAnsi="Bahnschrift SemiBold"/>
-          <w:sz w:val="44"/>
-          <w:szCs w:val="44"/>
-        </w:rPr>
-      </w:pPr>
     </w:p>
     <w:p>
       <w:pPr>
